--- a/exercises/Bài tập 047 - Câu bị động nâng cao.docx
+++ b/exercises/Bài tập 047 - Câu bị động nâng cao.docx
@@ -9,6 +9,7 @@
         <w:rPr>
           <w:rFonts w:ascii="Arial" w:hAnsi="Arial" w:cs="Arial"/>
           <w:b/>
+          <w:color w:val="000000"/>
           <w:sz w:val="32"/>
         </w:rPr>
       </w:pPr>
@@ -16,6 +17,7 @@
         <w:rPr>
           <w:rFonts w:ascii="Arial" w:hAnsi="Arial" w:cs="Arial"/>
           <w:b/>
+          <w:color w:val="000000"/>
           <w:sz w:val="32"/>
         </w:rPr>
         <w:t>BÀI TẬP NGÀY 47</w:t>
@@ -28,6 +30,7 @@
         <w:rPr>
           <w:rFonts w:ascii="Arial" w:hAnsi="Arial" w:cs="Arial"/>
           <w:b/>
+          <w:color w:val="000000"/>
           <w:sz w:val="36"/>
         </w:rPr>
       </w:pPr>
@@ -35,626 +38,1680 @@
         <w:rPr>
           <w:rFonts w:ascii="Arial" w:hAnsi="Arial" w:cs="Arial"/>
           <w:b/>
+          <w:color w:val="000000"/>
           <w:sz w:val="36"/>
         </w:rPr>
         <w:t>CÂU BỊ ĐỘNG NÂNG CAO</w:t>
       </w:r>
     </w:p>
     <w:p>
-      <w:r>
+      <w:pPr>
+        <w:rPr>
+          <w:color w:val="000000"/>
+        </w:rPr>
+      </w:pPr>
+      <w:r>
+        <w:rPr>
+          <w:color w:val="000000"/>
+        </w:rPr>
         <w:t>Họ và tên: __________________________                         Điểm: ________/100</w:t>
       </w:r>
     </w:p>
     <w:p>
       <w:pPr>
         <w:pStyle w:val="Heading1"/>
-      </w:pPr>
-      <w:r>
+        <w:spacing w:before="60"/>
+      </w:pPr>
+      <w:r>
+        <w:lastRenderedPageBreak/>
         <w:t>PHẦN 1. CHỌN ĐÁP ÁN ĐÚNG (10 điểm)</w:t>
       </w:r>
     </w:p>
     <w:p>
-      <w:r>
+      <w:pPr>
+        <w:keepNext/>
+        <w:spacing w:before="120" w:after="60"/>
+        <w:rPr>
+          <w:color w:val="000000"/>
+        </w:rPr>
+      </w:pPr>
+      <w:r>
+        <w:rPr>
+          <w:color w:val="000000"/>
+        </w:rPr>
         <w:t>1. The work must ______ today.   A. finish   B. be finished   C. be finish</w:t>
       </w:r>
     </w:p>
     <w:p>
-      <w:r>
+      <w:pPr>
+        <w:keepNext/>
+        <w:spacing w:before="120" w:after="60"/>
+        <w:rPr>
+          <w:color w:val="000000"/>
+        </w:rPr>
+      </w:pPr>
+      <w:r>
+        <w:rPr>
+          <w:color w:val="000000"/>
+        </w:rPr>
         <w:t>2. This machine can ______.   A. repair   B. be repaired   C. repaired</w:t>
       </w:r>
     </w:p>
     <w:p>
-      <w:r>
+      <w:pPr>
+        <w:keepNext/>
+        <w:spacing w:before="120" w:after="60"/>
+        <w:rPr>
+          <w:color w:val="000000"/>
+        </w:rPr>
+      </w:pPr>
+      <w:r>
+        <w:rPr>
+          <w:color w:val="000000"/>
+        </w:rPr>
         <w:t>3. The results may not ______ today.   A. be announced   B. announced   C. be announce</w:t>
       </w:r>
     </w:p>
     <w:p>
-      <w:r>
+      <w:pPr>
+        <w:keepNext/>
+        <w:spacing w:before="120" w:after="60"/>
+        <w:rPr>
+          <w:color w:val="000000"/>
+        </w:rPr>
+      </w:pPr>
+      <w:r>
+        <w:rPr>
+          <w:color w:val="000000"/>
+        </w:rPr>
         <w:t>4. ______ the report be sent now?   A. Should   B. Does   C. Is</w:t>
       </w:r>
     </w:p>
     <w:p>
-      <w:r>
+      <w:pPr>
+        <w:keepNext/>
+        <w:spacing w:before="120" w:after="60"/>
+        <w:rPr>
+          <w:color w:val="000000"/>
+        </w:rPr>
+      </w:pPr>
+      <w:r>
+        <w:rPr>
+          <w:color w:val="000000"/>
+        </w:rPr>
         <w:t>5. I was ______ a gift.   A. gave   B. given   C. give</w:t>
       </w:r>
     </w:p>
     <w:p>
-      <w:r>
+      <w:pPr>
+        <w:keepNext/>
+        <w:spacing w:before="120" w:after="60"/>
+        <w:rPr>
+          <w:color w:val="000000"/>
+        </w:rPr>
+      </w:pPr>
+      <w:r>
+        <w:rPr>
+          <w:color w:val="000000"/>
+        </w:rPr>
         <w:t>6. A letter was sent ______ me.   A. for   B. to   C. by</w:t>
       </w:r>
     </w:p>
     <w:p>
-      <w:r>
+      <w:pPr>
+        <w:keepNext/>
+        <w:spacing w:before="120" w:after="60"/>
+        <w:rPr>
+          <w:color w:val="000000"/>
+        </w:rPr>
+      </w:pPr>
+      <w:r>
+        <w:rPr>
+          <w:color w:val="000000"/>
+        </w:rPr>
         <w:t>7. A cake was made ______ Lan.   A. to   B. by   C. for</w:t>
       </w:r>
     </w:p>
     <w:p>
-      <w:r>
+      <w:pPr>
+        <w:keepNext/>
+        <w:spacing w:before="120" w:after="60"/>
+        <w:rPr>
+          <w:color w:val="000000"/>
+        </w:rPr>
+      </w:pPr>
+      <w:r>
+        <w:rPr>
+          <w:color w:val="000000"/>
+        </w:rPr>
         <w:t>8. He is said ______ very rich.   A. be   B. to be   C. being</w:t>
       </w:r>
     </w:p>
     <w:p>
-      <w:r>
+      <w:pPr>
+        <w:keepNext/>
+        <w:spacing w:before="120" w:after="60"/>
+        <w:rPr>
+          <w:color w:val="000000"/>
+        </w:rPr>
+      </w:pPr>
+      <w:r>
+        <w:rPr>
+          <w:color w:val="000000"/>
+        </w:rPr>
         <w:t>9. I had my hair ______ yesterday.   A. cut   B. cutting   C. to cut</w:t>
       </w:r>
     </w:p>
     <w:p>
-      <w:r>
+      <w:pPr>
+        <w:keepNext/>
+        <w:spacing w:before="120" w:after="60"/>
+        <w:rPr>
+          <w:color w:val="000000"/>
+        </w:rPr>
+      </w:pPr>
+      <w:r>
+        <w:rPr>
+          <w:color w:val="000000"/>
+        </w:rPr>
         <w:t>10. The child was looked ______ by her grandmother.   A. at   B. after   C. for</w:t>
       </w:r>
     </w:p>
     <w:p>
       <w:pPr>
         <w:pStyle w:val="Heading1"/>
+        <w:spacing w:before="240"/>
       </w:pPr>
       <w:r>
         <w:t>PHẦN 2. CHIA ĐỘNG TỪ Ở DẠNG BỊ ĐỘNG VỚI MODAL (10 điểm)</w:t>
       </w:r>
     </w:p>
     <w:p>
-      <w:r>
+      <w:pPr>
+        <w:keepNext/>
+        <w:spacing w:before="120" w:after="60"/>
+        <w:rPr>
+          <w:color w:val="000000"/>
+        </w:rPr>
+      </w:pPr>
+      <w:r>
+        <w:rPr>
+          <w:color w:val="000000"/>
+        </w:rPr>
         <w:t>1. The rules must ______ (follow).</w:t>
       </w:r>
     </w:p>
     <w:p>
-      <w:r>
+      <w:pPr>
+        <w:keepNext/>
+        <w:spacing w:before="120" w:after="60"/>
+        <w:rPr>
+          <w:color w:val="000000"/>
+        </w:rPr>
+      </w:pPr>
+      <w:r>
+        <w:rPr>
+          <w:color w:val="000000"/>
+        </w:rPr>
         <w:t>2. This problem can ______ (solve).</w:t>
       </w:r>
     </w:p>
     <w:p>
-      <w:r>
+      <w:pPr>
+        <w:keepNext/>
+        <w:spacing w:before="120" w:after="60"/>
+        <w:rPr>
+          <w:color w:val="000000"/>
+        </w:rPr>
+      </w:pPr>
+      <w:r>
+        <w:rPr>
+          <w:color w:val="000000"/>
+        </w:rPr>
         <w:t>3. The road should ______ (repair).</w:t>
       </w:r>
     </w:p>
     <w:p>
-      <w:r>
+      <w:pPr>
+        <w:keepNext/>
+        <w:spacing w:before="120" w:after="60"/>
+        <w:rPr>
+          <w:color w:val="000000"/>
+        </w:rPr>
+      </w:pPr>
+      <w:r>
+        <w:rPr>
+          <w:color w:val="000000"/>
+        </w:rPr>
         <w:t>4. The flight might ______ (cancel).</w:t>
       </w:r>
     </w:p>
     <w:p>
-      <w:r>
+      <w:pPr>
+        <w:keepNext/>
+        <w:spacing w:before="120" w:after="60"/>
+        <w:rPr>
+          <w:color w:val="000000"/>
+        </w:rPr>
+      </w:pPr>
+      <w:r>
+        <w:rPr>
+          <w:color w:val="000000"/>
+        </w:rPr>
         <w:t>5. The door must not ______ (open).</w:t>
       </w:r>
     </w:p>
     <w:p>
-      <w:r>
+      <w:pPr>
+        <w:keepNext/>
+        <w:spacing w:before="120" w:after="60"/>
+        <w:rPr>
+          <w:color w:val="000000"/>
+        </w:rPr>
+      </w:pPr>
+      <w:r>
+        <w:rPr>
+          <w:color w:val="000000"/>
+        </w:rPr>
         <w:t>6. The results may ______ (announce) tomorrow.</w:t>
       </w:r>
     </w:p>
     <w:p>
-      <w:r>
+      <w:pPr>
+        <w:keepNext/>
+        <w:spacing w:before="120" w:after="60"/>
+        <w:rPr>
+          <w:color w:val="000000"/>
+        </w:rPr>
+      </w:pPr>
+      <w:r>
+        <w:rPr>
+          <w:color w:val="000000"/>
+        </w:rPr>
         <w:t>7. Can the machine ______ (fix)?</w:t>
       </w:r>
     </w:p>
     <w:p>
-      <w:r>
+      <w:pPr>
+        <w:keepNext/>
+        <w:spacing w:before="120" w:after="60"/>
+        <w:rPr>
+          <w:color w:val="000000"/>
+        </w:rPr>
+      </w:pPr>
+      <w:r>
+        <w:rPr>
+          <w:color w:val="000000"/>
+        </w:rPr>
         <w:t>8. The work ought to ______ (finish) today.</w:t>
       </w:r>
     </w:p>
     <w:p>
-      <w:r>
+      <w:pPr>
+        <w:keepNext/>
+        <w:spacing w:before="120" w:after="60"/>
+        <w:rPr>
+          <w:color w:val="000000"/>
+        </w:rPr>
+      </w:pPr>
+      <w:r>
+        <w:rPr>
+          <w:color w:val="000000"/>
+        </w:rPr>
         <w:t>9. The package will ______ (deliver) soon.</w:t>
       </w:r>
     </w:p>
     <w:p>
-      <w:r>
+      <w:pPr>
+        <w:keepNext/>
+        <w:spacing w:before="120" w:after="60"/>
+        <w:rPr>
+          <w:color w:val="000000"/>
+        </w:rPr>
+      </w:pPr>
+      <w:r>
+        <w:rPr>
+          <w:color w:val="000000"/>
+        </w:rPr>
         <w:t>10. The mistake could ______ (avoid).</w:t>
       </w:r>
     </w:p>
     <w:p>
       <w:pPr>
         <w:pStyle w:val="Heading1"/>
+        <w:spacing w:before="240"/>
       </w:pPr>
       <w:r>
         <w:t>PHẦN 3. CHUYỂN SANG BỊ ĐỘNG VỚI MODAL (10 điểm)</w:t>
       </w:r>
     </w:p>
     <w:p>
-      <w:r>
+      <w:pPr>
+        <w:keepNext/>
+        <w:spacing w:before="120" w:after="60"/>
+        <w:rPr>
+          <w:color w:val="000000"/>
+        </w:rPr>
+      </w:pPr>
+      <w:r>
+        <w:rPr>
+          <w:color w:val="000000"/>
+        </w:rPr>
         <w:t>1. You must follow the rules. → ______________________________</w:t>
       </w:r>
     </w:p>
     <w:p>
-      <w:r>
+      <w:pPr>
+        <w:keepNext/>
+        <w:spacing w:before="120" w:after="60"/>
+        <w:rPr>
+          <w:color w:val="000000"/>
+        </w:rPr>
+      </w:pPr>
+      <w:r>
+        <w:rPr>
+          <w:color w:val="000000"/>
+        </w:rPr>
         <w:t>2. They can repair this computer. → ______________________________</w:t>
       </w:r>
     </w:p>
     <w:p>
-      <w:r>
+      <w:pPr>
+        <w:keepNext/>
+        <w:spacing w:before="120" w:after="60"/>
+        <w:rPr>
+          <w:color w:val="000000"/>
+        </w:rPr>
+      </w:pPr>
+      <w:r>
+        <w:rPr>
+          <w:color w:val="000000"/>
+        </w:rPr>
         <w:t>3. We should protect the environment. → ______________________________</w:t>
       </w:r>
     </w:p>
     <w:p>
-      <w:r>
+      <w:pPr>
+        <w:keepNext/>
+        <w:spacing w:before="120" w:after="60"/>
+        <w:rPr>
+          <w:color w:val="000000"/>
+        </w:rPr>
+      </w:pPr>
+      <w:r>
+        <w:rPr>
+          <w:color w:val="000000"/>
+        </w:rPr>
         <w:t>4. Someone might cancel the meeting. → ______________________________</w:t>
       </w:r>
     </w:p>
     <w:p>
-      <w:r>
+      <w:pPr>
+        <w:keepNext/>
+        <w:spacing w:before="120" w:after="60"/>
+        <w:rPr>
+          <w:color w:val="000000"/>
+        </w:rPr>
+      </w:pPr>
+      <w:r>
+        <w:rPr>
+          <w:color w:val="000000"/>
+        </w:rPr>
         <w:t>5. They may announce the results tomorrow. → ______________________________</w:t>
       </w:r>
     </w:p>
     <w:p>
-      <w:r>
+      <w:pPr>
+        <w:keepNext/>
+        <w:spacing w:before="120" w:after="60"/>
+        <w:rPr>
+          <w:color w:val="000000"/>
+        </w:rPr>
+      </w:pPr>
+      <w:r>
+        <w:rPr>
+          <w:color w:val="000000"/>
+        </w:rPr>
         <w:t>6. You must not open this door. → ______________________________</w:t>
       </w:r>
     </w:p>
     <w:p>
-      <w:r>
+      <w:pPr>
+        <w:keepNext/>
+        <w:spacing w:before="120" w:after="60"/>
+        <w:rPr>
+          <w:color w:val="000000"/>
+        </w:rPr>
+      </w:pPr>
+      <w:r>
+        <w:rPr>
+          <w:color w:val="000000"/>
+        </w:rPr>
         <w:t>7. The company will deliver the goods. → ______________________________</w:t>
       </w:r>
     </w:p>
     <w:p>
-      <w:r>
+      <w:pPr>
+        <w:keepNext/>
+        <w:spacing w:before="120" w:after="60"/>
+        <w:rPr>
+          <w:color w:val="000000"/>
+        </w:rPr>
+      </w:pPr>
+      <w:r>
+        <w:rPr>
+          <w:color w:val="000000"/>
+        </w:rPr>
         <w:t>8. They could solve the problem. → ______________________________</w:t>
       </w:r>
     </w:p>
     <w:p>
-      <w:r>
+      <w:pPr>
+        <w:keepNext/>
+        <w:spacing w:before="120" w:after="60"/>
+        <w:rPr>
+          <w:color w:val="000000"/>
+        </w:rPr>
+      </w:pPr>
+      <w:r>
+        <w:rPr>
+          <w:color w:val="000000"/>
+        </w:rPr>
         <w:t>9. We ought to help the poor. → ______________________________</w:t>
       </w:r>
     </w:p>
     <w:p>
-      <w:r>
+      <w:pPr>
+        <w:keepNext/>
+        <w:spacing w:before="120" w:after="60"/>
+        <w:rPr>
+          <w:color w:val="000000"/>
+        </w:rPr>
+      </w:pPr>
+      <w:r>
+        <w:rPr>
+          <w:color w:val="000000"/>
+        </w:rPr>
         <w:t>10. Should they send the report now? → ______________________________</w:t>
       </w:r>
     </w:p>
     <w:p>
       <w:pPr>
         <w:pStyle w:val="Heading1"/>
+        <w:spacing w:before="240"/>
       </w:pPr>
       <w:r>
         <w:t>PHẦN 4. CÂU CÓ HAI TÂN NGỮ – ĐƯA NGƯỜI LÊN ĐẦU (10 điểm)</w:t>
       </w:r>
     </w:p>
     <w:p>
-      <w:r>
+      <w:pPr>
+        <w:keepNext/>
+        <w:spacing w:before="120" w:after="60"/>
+        <w:rPr>
+          <w:color w:val="000000"/>
+        </w:rPr>
+      </w:pPr>
+      <w:r>
+        <w:rPr>
+          <w:color w:val="000000"/>
+        </w:rPr>
         <w:t>1. Lan gave me a book. → ______________________________</w:t>
       </w:r>
     </w:p>
     <w:p>
-      <w:r>
+      <w:pPr>
+        <w:keepNext/>
+        <w:spacing w:before="120" w:after="60"/>
+        <w:rPr>
+          <w:color w:val="000000"/>
+        </w:rPr>
+      </w:pPr>
+      <w:r>
+        <w:rPr>
+          <w:color w:val="000000"/>
+        </w:rPr>
         <w:t>2. The teacher taught us English. → ______________________________</w:t>
       </w:r>
     </w:p>
     <w:p>
-      <w:r>
+      <w:pPr>
+        <w:keepNext/>
+        <w:spacing w:before="120" w:after="60"/>
+        <w:rPr>
+          <w:color w:val="000000"/>
+        </w:rPr>
+      </w:pPr>
+      <w:r>
+        <w:rPr>
+          <w:color w:val="000000"/>
+        </w:rPr>
         <w:t>3. They sent Mai an invitation. → ______________________________</w:t>
       </w:r>
     </w:p>
     <w:p>
-      <w:r>
+      <w:pPr>
+        <w:keepNext/>
+        <w:spacing w:before="120" w:after="60"/>
+        <w:rPr>
+          <w:color w:val="000000"/>
+        </w:rPr>
+      </w:pPr>
+      <w:r>
+        <w:rPr>
+          <w:color w:val="000000"/>
+        </w:rPr>
         <w:t>4. Nam showed me the photos. → ______________________________</w:t>
       </w:r>
     </w:p>
     <w:p>
-      <w:r>
+      <w:pPr>
+        <w:keepNext/>
+        <w:spacing w:before="120" w:after="60"/>
+        <w:rPr>
+          <w:color w:val="000000"/>
+        </w:rPr>
+      </w:pPr>
+      <w:r>
+        <w:rPr>
+          <w:color w:val="000000"/>
+        </w:rPr>
         <w:t>5. My mother bought me a shirt. → ______________________________</w:t>
       </w:r>
     </w:p>
     <w:p>
-      <w:r>
+      <w:pPr>
+        <w:keepNext/>
+        <w:spacing w:before="120" w:after="60"/>
+        <w:rPr>
+          <w:color w:val="000000"/>
+        </w:rPr>
+      </w:pPr>
+      <w:r>
+        <w:rPr>
+          <w:color w:val="000000"/>
+        </w:rPr>
         <w:t>6. The chef cooked us dinner. → ______________________________</w:t>
       </w:r>
     </w:p>
     <w:p>
-      <w:r>
+      <w:pPr>
+        <w:keepNext/>
+        <w:spacing w:before="120" w:after="60"/>
+        <w:rPr>
+          <w:color w:val="000000"/>
+        </w:rPr>
+      </w:pPr>
+      <w:r>
+        <w:rPr>
+          <w:color w:val="000000"/>
+        </w:rPr>
         <w:t>7. The company offered Lan a job. → ______________________________</w:t>
       </w:r>
     </w:p>
     <w:p>
-      <w:r>
+      <w:pPr>
+        <w:keepNext/>
+        <w:spacing w:before="120" w:after="60"/>
+        <w:rPr>
+          <w:color w:val="000000"/>
+        </w:rPr>
+      </w:pPr>
+      <w:r>
+        <w:rPr>
+          <w:color w:val="000000"/>
+        </w:rPr>
         <w:t>8. He told me the truth. → ______________________________</w:t>
       </w:r>
     </w:p>
     <w:p>
-      <w:r>
+      <w:pPr>
+        <w:keepNext/>
+        <w:spacing w:before="120" w:after="60"/>
+        <w:rPr>
+          <w:color w:val="000000"/>
+        </w:rPr>
+      </w:pPr>
+      <w:r>
+        <w:rPr>
+          <w:color w:val="000000"/>
+        </w:rPr>
         <w:t>9. They promised us a refund. → ______________________________</w:t>
       </w:r>
     </w:p>
     <w:p>
-      <w:r>
+      <w:pPr>
+        <w:keepNext/>
+        <w:spacing w:before="120" w:after="60"/>
+        <w:rPr>
+          <w:color w:val="000000"/>
+        </w:rPr>
+      </w:pPr>
+      <w:r>
+        <w:rPr>
+          <w:color w:val="000000"/>
+        </w:rPr>
         <w:t>10. My friend lent me some money. → ______________________________</w:t>
       </w:r>
     </w:p>
     <w:p>
       <w:pPr>
         <w:pStyle w:val="Heading1"/>
+        <w:spacing w:before="240"/>
       </w:pPr>
       <w:r>
         <w:t>PHẦN 5. CÂU CÓ HAI TÂN NGỮ – ĐƯA VẬT LÊN ĐẦU (10 điểm)</w:t>
       </w:r>
     </w:p>
     <w:p>
-      <w:r>
+      <w:pPr>
+        <w:keepNext/>
+        <w:spacing w:before="120" w:after="60"/>
+        <w:rPr>
+          <w:color w:val="000000"/>
+        </w:rPr>
+      </w:pPr>
+      <w:r>
+        <w:rPr>
+          <w:color w:val="000000"/>
+        </w:rPr>
         <w:t>1. Lan gave me a book. → ______________________________</w:t>
       </w:r>
     </w:p>
     <w:p>
-      <w:r>
+      <w:pPr>
+        <w:keepNext/>
+        <w:spacing w:before="120" w:after="60"/>
+        <w:rPr>
+          <w:color w:val="000000"/>
+        </w:rPr>
+      </w:pPr>
+      <w:r>
+        <w:rPr>
+          <w:color w:val="000000"/>
+        </w:rPr>
         <w:t>2. The teacher taught us English. → ______________________________</w:t>
       </w:r>
     </w:p>
     <w:p>
-      <w:r>
+      <w:pPr>
+        <w:keepNext/>
+        <w:spacing w:before="120" w:after="60"/>
+        <w:rPr>
+          <w:color w:val="000000"/>
+        </w:rPr>
+      </w:pPr>
+      <w:r>
+        <w:rPr>
+          <w:color w:val="000000"/>
+        </w:rPr>
         <w:t>3. They sent Mai an invitation. → ______________________________</w:t>
       </w:r>
     </w:p>
     <w:p>
-      <w:r>
+      <w:pPr>
+        <w:keepNext/>
+        <w:spacing w:before="120" w:after="60"/>
+        <w:rPr>
+          <w:color w:val="000000"/>
+        </w:rPr>
+      </w:pPr>
+      <w:r>
+        <w:rPr>
+          <w:color w:val="000000"/>
+        </w:rPr>
         <w:t>4. Nam showed me the photos. → ______________________________</w:t>
       </w:r>
     </w:p>
     <w:p>
-      <w:r>
+      <w:pPr>
+        <w:keepNext/>
+        <w:spacing w:before="120" w:after="60"/>
+        <w:rPr>
+          <w:color w:val="000000"/>
+        </w:rPr>
+      </w:pPr>
+      <w:r>
+        <w:rPr>
+          <w:color w:val="000000"/>
+        </w:rPr>
         <w:t>5. My mother bought me a shirt. → ______________________________</w:t>
       </w:r>
     </w:p>
     <w:p>
-      <w:r>
+      <w:pPr>
+        <w:keepNext/>
+        <w:spacing w:before="120" w:after="60"/>
+        <w:rPr>
+          <w:color w:val="000000"/>
+        </w:rPr>
+      </w:pPr>
+      <w:r>
+        <w:rPr>
+          <w:color w:val="000000"/>
+        </w:rPr>
         <w:t>6. The chef cooked us dinner. → ______________________________</w:t>
       </w:r>
     </w:p>
     <w:p>
-      <w:r>
+      <w:pPr>
+        <w:keepNext/>
+        <w:spacing w:before="120" w:after="60"/>
+        <w:rPr>
+          <w:color w:val="000000"/>
+        </w:rPr>
+      </w:pPr>
+      <w:r>
+        <w:rPr>
+          <w:color w:val="000000"/>
+        </w:rPr>
         <w:t>7. The company offered Lan a job. → ______________________________</w:t>
       </w:r>
     </w:p>
     <w:p>
-      <w:r>
+      <w:pPr>
+        <w:keepNext/>
+        <w:spacing w:before="120" w:after="60"/>
+        <w:rPr>
+          <w:color w:val="000000"/>
+        </w:rPr>
+      </w:pPr>
+      <w:r>
+        <w:rPr>
+          <w:color w:val="000000"/>
+        </w:rPr>
         <w:t>8. He told me the truth. → ______________________________</w:t>
       </w:r>
     </w:p>
     <w:p>
-      <w:r>
+      <w:pPr>
+        <w:keepNext/>
+        <w:spacing w:before="120" w:after="60"/>
+        <w:rPr>
+          <w:color w:val="000000"/>
+        </w:rPr>
+      </w:pPr>
+      <w:r>
+        <w:rPr>
+          <w:color w:val="000000"/>
+        </w:rPr>
         <w:t>9. They promised us a refund. → ______________________________</w:t>
       </w:r>
     </w:p>
     <w:p>
-      <w:r>
+      <w:pPr>
+        <w:keepNext/>
+        <w:spacing w:before="120" w:after="60"/>
+        <w:rPr>
+          <w:color w:val="000000"/>
+        </w:rPr>
+      </w:pPr>
+      <w:r>
+        <w:rPr>
+          <w:color w:val="000000"/>
+        </w:rPr>
         <w:t>10. My friend lent me some money. → ______________________________</w:t>
       </w:r>
     </w:p>
     <w:p>
       <w:pPr>
         <w:pStyle w:val="Heading1"/>
+        <w:spacing w:before="240"/>
       </w:pPr>
       <w:r>
         <w:t>PHẦN 6. ĐIỀN TO HOẶC FOR (10 điểm)</w:t>
       </w:r>
     </w:p>
     <w:p>
-      <w:r>
+      <w:pPr>
+        <w:keepNext/>
+        <w:spacing w:before="120" w:after="60"/>
+        <w:rPr>
+          <w:color w:val="000000"/>
+        </w:rPr>
+      </w:pPr>
+      <w:r>
+        <w:rPr>
+          <w:color w:val="000000"/>
+        </w:rPr>
         <w:t>1. A letter was sent ______ me.</w:t>
       </w:r>
     </w:p>
     <w:p>
-      <w:r>
+      <w:pPr>
+        <w:keepNext/>
+        <w:spacing w:before="120" w:after="60"/>
+        <w:rPr>
+          <w:color w:val="000000"/>
+        </w:rPr>
+      </w:pPr>
+      <w:r>
+        <w:rPr>
+          <w:color w:val="000000"/>
+        </w:rPr>
         <w:t>2. A gift was bought ______ Lan.</w:t>
       </w:r>
     </w:p>
     <w:p>
-      <w:r>
+      <w:pPr>
+        <w:keepNext/>
+        <w:spacing w:before="120" w:after="60"/>
+        <w:rPr>
+          <w:color w:val="000000"/>
+        </w:rPr>
+      </w:pPr>
+      <w:r>
+        <w:rPr>
+          <w:color w:val="000000"/>
+        </w:rPr>
         <w:t>3. The photos were shown ______ us.</w:t>
       </w:r>
     </w:p>
     <w:p>
-      <w:r>
+      <w:pPr>
+        <w:keepNext/>
+        <w:spacing w:before="120" w:after="60"/>
+        <w:rPr>
+          <w:color w:val="000000"/>
+        </w:rPr>
+      </w:pPr>
+      <w:r>
+        <w:rPr>
+          <w:color w:val="000000"/>
+        </w:rPr>
         <w:t>4. Dinner was cooked ______ the guests.</w:t>
       </w:r>
     </w:p>
     <w:p>
-      <w:r>
+      <w:pPr>
+        <w:keepNext/>
+        <w:spacing w:before="120" w:after="60"/>
+        <w:rPr>
+          <w:color w:val="000000"/>
+        </w:rPr>
+      </w:pPr>
+      <w:r>
+        <w:rPr>
+          <w:color w:val="000000"/>
+        </w:rPr>
         <w:t>5. The news was told ______ everyone.</w:t>
       </w:r>
     </w:p>
     <w:p>
-      <w:r>
+      <w:pPr>
+        <w:keepNext/>
+        <w:spacing w:before="120" w:after="60"/>
+        <w:rPr>
+          <w:color w:val="000000"/>
+        </w:rPr>
+      </w:pPr>
+      <w:r>
+        <w:rPr>
+          <w:color w:val="000000"/>
+        </w:rPr>
         <w:t>6. A seat was found ______ the old man.</w:t>
       </w:r>
     </w:p>
     <w:p>
-      <w:r>
+      <w:pPr>
+        <w:keepNext/>
+        <w:spacing w:before="120" w:after="60"/>
+        <w:rPr>
+          <w:color w:val="000000"/>
+        </w:rPr>
+      </w:pPr>
+      <w:r>
+        <w:rPr>
+          <w:color w:val="000000"/>
+        </w:rPr>
         <w:t>7. English was taught ______ the students.</w:t>
       </w:r>
     </w:p>
     <w:p>
-      <w:r>
+      <w:pPr>
+        <w:keepNext/>
+        <w:spacing w:before="120" w:after="60"/>
+        <w:rPr>
+          <w:color w:val="000000"/>
+        </w:rPr>
+      </w:pPr>
+      <w:r>
+        <w:rPr>
+          <w:color w:val="000000"/>
+        </w:rPr>
         <w:t>8. A new dress was made ______ Mai.</w:t>
       </w:r>
     </w:p>
     <w:p>
-      <w:r>
+      <w:pPr>
+        <w:keepNext/>
+        <w:spacing w:before="120" w:after="60"/>
+        <w:rPr>
+          <w:color w:val="000000"/>
+        </w:rPr>
+      </w:pPr>
+      <w:r>
+        <w:rPr>
+          <w:color w:val="000000"/>
+        </w:rPr>
         <w:t>9. A job was offered ______ him.</w:t>
       </w:r>
     </w:p>
     <w:p>
-      <w:r>
+      <w:pPr>
+        <w:keepNext/>
+        <w:spacing w:before="120" w:after="60"/>
+        <w:rPr>
+          <w:color w:val="000000"/>
+        </w:rPr>
+      </w:pPr>
+      <w:r>
+        <w:rPr>
+          <w:color w:val="000000"/>
+        </w:rPr>
         <w:t>10. The money was lent ______ me.</w:t>
       </w:r>
     </w:p>
     <w:p>
       <w:pPr>
         <w:pStyle w:val="Heading1"/>
+        <w:spacing w:before="240"/>
       </w:pPr>
       <w:r>
         <w:t>PHẦN 7. VIẾT LẠI VỚI CẤU TRÚC TƯỜNG THUẬT BỊ ĐỘNG (10 điểm)</w:t>
       </w:r>
     </w:p>
     <w:p>
-      <w:r>
+      <w:pPr>
+        <w:keepNext/>
+        <w:spacing w:before="120" w:after="60"/>
+        <w:rPr>
+          <w:color w:val="000000"/>
+        </w:rPr>
+      </w:pPr>
+      <w:r>
+        <w:rPr>
+          <w:color w:val="000000"/>
+        </w:rPr>
         <w:t>1. People say that he is rich. → He ______________________________</w:t>
       </w:r>
     </w:p>
     <w:p>
-      <w:r>
+      <w:pPr>
+        <w:keepNext/>
+        <w:spacing w:before="120" w:after="60"/>
+        <w:rPr>
+          <w:color w:val="000000"/>
+        </w:rPr>
+      </w:pPr>
+      <w:r>
+        <w:rPr>
+          <w:color w:val="000000"/>
+        </w:rPr>
         <w:t>2. People believe that the building is unsafe. → It ______________________________</w:t>
       </w:r>
     </w:p>
     <w:p>
-      <w:r>
+      <w:pPr>
+        <w:keepNext/>
+        <w:spacing w:before="120" w:after="60"/>
+        <w:rPr>
+          <w:color w:val="000000"/>
+        </w:rPr>
+      </w:pPr>
+      <w:r>
+        <w:rPr>
+          <w:color w:val="000000"/>
+        </w:rPr>
         <w:t>3. They think that Lan is very talented. → Lan ______________________________</w:t>
       </w:r>
     </w:p>
     <w:p>
-      <w:r>
+      <w:pPr>
+        <w:keepNext/>
+        <w:spacing w:before="120" w:after="60"/>
+        <w:rPr>
+          <w:color w:val="000000"/>
+        </w:rPr>
+      </w:pPr>
+      <w:r>
+        <w:rPr>
+          <w:color w:val="000000"/>
+        </w:rPr>
         <w:t>4. People know that this plant is poisonous. → This plant ______________________________</w:t>
       </w:r>
     </w:p>
     <w:p>
-      <w:r>
+      <w:pPr>
+        <w:keepNext/>
+        <w:spacing w:before="120" w:after="60"/>
+        <w:rPr>
+          <w:color w:val="000000"/>
+        </w:rPr>
+      </w:pPr>
+      <w:r>
+        <w:rPr>
+          <w:color w:val="000000"/>
+        </w:rPr>
         <w:t>5. They report that two people are missing. → It ______________________________</w:t>
       </w:r>
     </w:p>
     <w:p>
-      <w:r>
+      <w:pPr>
+        <w:keepNext/>
+        <w:spacing w:before="120" w:after="60"/>
+        <w:rPr>
+          <w:color w:val="000000"/>
+        </w:rPr>
+      </w:pPr>
+      <w:r>
+        <w:rPr>
+          <w:color w:val="000000"/>
+        </w:rPr>
         <w:t>6. People expect that the team will win. → The team ______________________________</w:t>
       </w:r>
     </w:p>
     <w:p>
-      <w:r>
+      <w:pPr>
+        <w:keepNext/>
+        <w:spacing w:before="120" w:after="60"/>
+        <w:rPr>
+          <w:color w:val="000000"/>
+        </w:rPr>
+      </w:pPr>
+      <w:r>
+        <w:rPr>
+          <w:color w:val="000000"/>
+        </w:rPr>
         <w:t>7. They say that the restaurant is excellent. → It ______________________________</w:t>
       </w:r>
     </w:p>
     <w:p>
-      <w:r>
+      <w:pPr>
+        <w:keepNext/>
+        <w:spacing w:before="120" w:after="60"/>
+        <w:rPr>
+          <w:color w:val="000000"/>
+        </w:rPr>
+      </w:pPr>
+      <w:r>
+        <w:rPr>
+          <w:color w:val="000000"/>
+        </w:rPr>
         <w:t>8. People believe that he lives abroad. → He ______________________________</w:t>
       </w:r>
     </w:p>
     <w:p>
-      <w:r>
+      <w:pPr>
+        <w:keepNext/>
+        <w:spacing w:before="120" w:after="60"/>
+        <w:rPr>
+          <w:color w:val="000000"/>
+        </w:rPr>
+      </w:pPr>
+      <w:r>
+        <w:rPr>
+          <w:color w:val="000000"/>
+        </w:rPr>
         <w:t>9. They know that she works hard. → She ______________________________</w:t>
       </w:r>
     </w:p>
     <w:p>
-      <w:r>
+      <w:pPr>
+        <w:keepNext/>
+        <w:spacing w:before="120" w:after="60"/>
+        <w:rPr>
+          <w:color w:val="000000"/>
+        </w:rPr>
+      </w:pPr>
+      <w:r>
+        <w:rPr>
+          <w:color w:val="000000"/>
+        </w:rPr>
         <w:t>10. People think that the plan is effective. → The plan ______________________________</w:t>
       </w:r>
     </w:p>
     <w:p>
       <w:pPr>
         <w:pStyle w:val="Heading1"/>
+        <w:spacing w:before="240"/>
       </w:pPr>
       <w:r>
         <w:t>PHẦN 8. SỬA LỖI SAI (10 điểm)</w:t>
       </w:r>
     </w:p>
     <w:p>
-      <w:r>
+      <w:pPr>
+        <w:keepNext/>
+        <w:spacing w:before="120" w:after="60"/>
+        <w:rPr>
+          <w:color w:val="000000"/>
+        </w:rPr>
+      </w:pPr>
+      <w:r>
+        <w:rPr>
+          <w:color w:val="000000"/>
+        </w:rPr>
         <w:t>1. The work must finished today. → ______________________________</w:t>
       </w:r>
     </w:p>
     <w:p>
-      <w:r>
+      <w:pPr>
+        <w:keepNext/>
+        <w:spacing w:before="120" w:after="60"/>
+        <w:rPr>
+          <w:color w:val="000000"/>
+        </w:rPr>
+      </w:pPr>
+      <w:r>
+        <w:rPr>
+          <w:color w:val="000000"/>
+        </w:rPr>
         <w:t>2. The car can be repair. → ______________________________</w:t>
       </w:r>
     </w:p>
     <w:p>
-      <w:r>
+      <w:pPr>
+        <w:keepNext/>
+        <w:spacing w:before="120" w:after="60"/>
+        <w:rPr>
+          <w:color w:val="000000"/>
+        </w:rPr>
+      </w:pPr>
+      <w:r>
+        <w:rPr>
+          <w:color w:val="000000"/>
+        </w:rPr>
         <w:t>3. A book was given me. → ______________________________</w:t>
       </w:r>
     </w:p>
     <w:p>
-      <w:r>
+      <w:pPr>
+        <w:keepNext/>
+        <w:spacing w:before="120" w:after="60"/>
+        <w:rPr>
+          <w:color w:val="000000"/>
+        </w:rPr>
+      </w:pPr>
+      <w:r>
+        <w:rPr>
+          <w:color w:val="000000"/>
+        </w:rPr>
         <w:t>4. A cake was made to Lan. → ______________________________</w:t>
       </w:r>
     </w:p>
     <w:p>
-      <w:r>
+      <w:pPr>
+        <w:keepNext/>
+        <w:spacing w:before="120" w:after="60"/>
+        <w:rPr>
+          <w:color w:val="000000"/>
+        </w:rPr>
+      </w:pPr>
+      <w:r>
+        <w:rPr>
+          <w:color w:val="000000"/>
+        </w:rPr>
         <w:t>5. He is said that he is rich. → ______________________________</w:t>
       </w:r>
     </w:p>
     <w:p>
-      <w:r>
+      <w:pPr>
+        <w:keepNext/>
+        <w:spacing w:before="120" w:after="60"/>
+        <w:rPr>
+          <w:color w:val="000000"/>
+        </w:rPr>
+      </w:pPr>
+      <w:r>
+        <w:rPr>
+          <w:color w:val="000000"/>
+        </w:rPr>
         <w:t>6. The child was looked by her grandmother. → ______________________________</w:t>
       </w:r>
     </w:p>
     <w:p>
-      <w:r>
+      <w:pPr>
+        <w:keepNext/>
+        <w:spacing w:before="120" w:after="60"/>
+        <w:rPr>
+          <w:color w:val="000000"/>
+        </w:rPr>
+      </w:pPr>
+      <w:r>
+        <w:rPr>
+          <w:color w:val="000000"/>
+        </w:rPr>
         <w:t>7. The meeting was called by the manager. (nghĩa: bị hủy) → ______________________________</w:t>
       </w:r>
     </w:p>
     <w:p>
-      <w:r>
+      <w:pPr>
+        <w:keepNext/>
+        <w:spacing w:before="120" w:after="60"/>
+        <w:rPr>
+          <w:color w:val="000000"/>
+        </w:rPr>
+      </w:pPr>
+      <w:r>
+        <w:rPr>
+          <w:color w:val="000000"/>
+        </w:rPr>
         <w:t>8. She got her phone repair. → ______________________________</w:t>
       </w:r>
     </w:p>
     <w:p>
-      <w:r>
+      <w:pPr>
+        <w:keepNext/>
+        <w:spacing w:before="120" w:after="60"/>
+        <w:rPr>
+          <w:color w:val="000000"/>
+        </w:rPr>
+      </w:pPr>
+      <w:r>
+        <w:rPr>
+          <w:color w:val="000000"/>
+        </w:rPr>
         <w:t>9. The results should announced tomorrow. → ______________________________</w:t>
       </w:r>
     </w:p>
     <w:p>
-      <w:r>
+      <w:pPr>
+        <w:keepNext/>
+        <w:spacing w:before="120" w:after="60"/>
+        <w:rPr>
+          <w:color w:val="000000"/>
+        </w:rPr>
+      </w:pPr>
+      <w:r>
+        <w:rPr>
+          <w:color w:val="000000"/>
+        </w:rPr>
         <w:t>10. We were taught English to the teacher. → ______________________________</w:t>
       </w:r>
     </w:p>
     <w:p>
       <w:pPr>
         <w:pStyle w:val="Heading1"/>
+        <w:spacing w:before="240"/>
       </w:pPr>
       <w:r>
         <w:t>PHẦN 9. ĐỌC HIỂU (10 điểm)</w:t>
       </w:r>
     </w:p>
     <w:p>
-      <w:r>
+      <w:pPr>
+        <w:rPr>
+          <w:color w:val="000000"/>
+        </w:rPr>
+      </w:pPr>
+      <w:r>
+        <w:rPr>
+          <w:color w:val="000000"/>
+        </w:rPr>
         <w:t>Đọc đoạn văn:</w:t>
       </w:r>
     </w:p>
     <w:p>
-      <w:r>
+      <w:pPr>
+        <w:rPr>
+          <w:color w:val="000000"/>
+        </w:rPr>
+      </w:pPr>
+      <w:r>
+        <w:rPr>
+          <w:color w:val="000000"/>
+        </w:rPr>
         <w:t>A new community center will be opened next month. The building was donated to the town by a local company. Free classes will be offered to residents, and children will be taught computer skills. The center must be kept clean, and all safety rules must be followed. It is believed that the center will improve life in the area. A large mural is being painted outside, and the garden will be looked after by volunteers.</w:t>
       </w:r>
     </w:p>
     <w:p>
-      <w:r>
+      <w:pPr>
+        <w:rPr>
+          <w:color w:val="000000"/>
+        </w:rPr>
+      </w:pPr>
+      <w:r>
+        <w:rPr>
+          <w:color w:val="000000"/>
+        </w:rPr>
         <w:t>Trả lời câu hỏi:</w:t>
       </w:r>
     </w:p>
     <w:p>
-      <w:r>
+      <w:pPr>
+        <w:keepNext/>
+        <w:spacing w:before="120" w:after="60"/>
+        <w:rPr>
+          <w:color w:val="000000"/>
+        </w:rPr>
+      </w:pPr>
+      <w:r>
+        <w:rPr>
+          <w:color w:val="000000"/>
+        </w:rPr>
         <w:t>1. What will be opened next month?</w:t>
       </w:r>
     </w:p>
     <w:p>
-      <w:r>
+      <w:pPr>
+        <w:keepNext/>
+        <w:spacing w:before="120" w:after="60"/>
+        <w:rPr>
+          <w:color w:val="000000"/>
+        </w:rPr>
+      </w:pPr>
+      <w:r>
+        <w:rPr>
+          <w:color w:val="000000"/>
+        </w:rPr>
         <w:t>2. Who donated the building?</w:t>
       </w:r>
     </w:p>
     <w:p>
-      <w:r>
+      <w:pPr>
+        <w:keepNext/>
+        <w:spacing w:before="120" w:after="60"/>
+        <w:rPr>
+          <w:color w:val="000000"/>
+        </w:rPr>
+      </w:pPr>
+      <w:r>
+        <w:rPr>
+          <w:color w:val="000000"/>
+        </w:rPr>
         <w:t>3. What will be offered to residents?</w:t>
       </w:r>
     </w:p>
     <w:p>
-      <w:r>
+      <w:pPr>
+        <w:keepNext/>
+        <w:spacing w:before="120" w:after="60"/>
+        <w:rPr>
+          <w:color w:val="000000"/>
+        </w:rPr>
+      </w:pPr>
+      <w:r>
+        <w:rPr>
+          <w:color w:val="000000"/>
+        </w:rPr>
         <w:t>4. What will children be taught?</w:t>
       </w:r>
     </w:p>
     <w:p>
-      <w:r>
+      <w:pPr>
+        <w:keepNext/>
+        <w:spacing w:before="120" w:after="60"/>
+        <w:rPr>
+          <w:color w:val="000000"/>
+        </w:rPr>
+      </w:pPr>
+      <w:r>
+        <w:rPr>
+          <w:color w:val="000000"/>
+        </w:rPr>
         <w:t>5. How must the center be kept?</w:t>
       </w:r>
     </w:p>
     <w:p>
-      <w:r>
+      <w:pPr>
+        <w:keepNext/>
+        <w:spacing w:before="120" w:after="60"/>
+        <w:rPr>
+          <w:color w:val="000000"/>
+        </w:rPr>
+      </w:pPr>
+      <w:r>
+        <w:rPr>
+          <w:color w:val="000000"/>
+        </w:rPr>
         <w:t>6. What must be followed?</w:t>
       </w:r>
     </w:p>
     <w:p>
-      <w:r>
+      <w:pPr>
+        <w:keepNext/>
+        <w:spacing w:before="120" w:after="60"/>
+        <w:rPr>
+          <w:color w:val="000000"/>
+        </w:rPr>
+      </w:pPr>
+      <w:r>
+        <w:rPr>
+          <w:color w:val="000000"/>
+        </w:rPr>
         <w:t>7. What is believed about the center?</w:t>
       </w:r>
     </w:p>
     <w:p>
-      <w:r>
+      <w:pPr>
+        <w:keepNext/>
+        <w:spacing w:before="120" w:after="60"/>
+        <w:rPr>
+          <w:color w:val="000000"/>
+        </w:rPr>
+      </w:pPr>
+      <w:r>
+        <w:rPr>
+          <w:color w:val="000000"/>
+        </w:rPr>
         <w:t>8. What is being painted?</w:t>
       </w:r>
     </w:p>
     <w:p>
-      <w:r>
+      <w:pPr>
+        <w:keepNext/>
+        <w:spacing w:before="120" w:after="60"/>
+        <w:rPr>
+          <w:color w:val="000000"/>
+        </w:rPr>
+      </w:pPr>
+      <w:r>
+        <w:rPr>
+          <w:color w:val="000000"/>
+        </w:rPr>
         <w:t>9. Where is it being painted?</w:t>
       </w:r>
     </w:p>
     <w:p>
-      <w:r>
+      <w:pPr>
+        <w:keepNext/>
+        <w:spacing w:before="120" w:after="60"/>
+        <w:rPr>
+          <w:color w:val="000000"/>
+        </w:rPr>
+      </w:pPr>
+      <w:r>
+        <w:rPr>
+          <w:color w:val="000000"/>
+        </w:rPr>
         <w:t>10. Who will look after the garden?</w:t>
       </w:r>
     </w:p>
     <w:p>
       <w:pPr>
         <w:pStyle w:val="Heading1"/>
+        <w:spacing w:before="240"/>
       </w:pPr>
       <w:r>
         <w:t>PHẦN 10. VIẾT CÂU HOÀN CHỈNH (10 điểm)</w:t>
       </w:r>
     </w:p>
     <w:p>
-      <w:r>
+      <w:pPr>
+        <w:keepNext/>
+        <w:spacing w:before="120" w:after="60"/>
+        <w:rPr>
+          <w:color w:val="000000"/>
+        </w:rPr>
+      </w:pPr>
+      <w:r>
+        <w:rPr>
+          <w:color w:val="000000"/>
+        </w:rPr>
         <w:t>1. work / must / finish / today → ______________________________</w:t>
       </w:r>
     </w:p>
     <w:p>
-      <w:r>
+      <w:pPr>
+        <w:keepNext/>
+        <w:spacing w:before="120" w:after="60"/>
+        <w:rPr>
+          <w:color w:val="000000"/>
+        </w:rPr>
+      </w:pPr>
+      <w:r>
+        <w:rPr>
+          <w:color w:val="000000"/>
+        </w:rPr>
         <w:t>2. machine / can / repair → ______________________________</w:t>
       </w:r>
     </w:p>
     <w:p>
-      <w:r>
+      <w:pPr>
+        <w:keepNext/>
+        <w:spacing w:before="120" w:after="60"/>
+        <w:rPr>
+          <w:color w:val="000000"/>
+        </w:rPr>
+      </w:pPr>
+      <w:r>
+        <w:rPr>
+          <w:color w:val="000000"/>
+        </w:rPr>
         <w:t>3. results / may not / announce / today → ______________________________</w:t>
       </w:r>
     </w:p>
     <w:p>
-      <w:r>
+      <w:pPr>
+        <w:keepNext/>
+        <w:spacing w:before="120" w:after="60"/>
+        <w:rPr>
+          <w:color w:val="000000"/>
+        </w:rPr>
+      </w:pPr>
+      <w:r>
+        <w:rPr>
+          <w:color w:val="000000"/>
+        </w:rPr>
         <w:t>4. I / give / a book / passive → ______________________________</w:t>
       </w:r>
     </w:p>
     <w:p>
-      <w:r>
+      <w:pPr>
+        <w:keepNext/>
+        <w:spacing w:before="120" w:after="60"/>
+        <w:rPr>
+          <w:color w:val="000000"/>
+        </w:rPr>
+      </w:pPr>
+      <w:r>
+        <w:rPr>
+          <w:color w:val="000000"/>
+        </w:rPr>
         <w:t>5. letter / send / to me → ______________________________</w:t>
       </w:r>
     </w:p>
     <w:p>
-      <w:r>
+      <w:pPr>
+        <w:keepNext/>
+        <w:spacing w:before="120" w:after="60"/>
+        <w:rPr>
+          <w:color w:val="000000"/>
+        </w:rPr>
+      </w:pPr>
+      <w:r>
+        <w:rPr>
+          <w:color w:val="000000"/>
+        </w:rPr>
         <w:t>6. cake / make / for Lan → ______________________________</w:t>
       </w:r>
     </w:p>
     <w:p>
-      <w:r>
+      <w:pPr>
+        <w:keepNext/>
+        <w:spacing w:before="120" w:after="60"/>
+        <w:rPr>
+          <w:color w:val="000000"/>
+        </w:rPr>
+      </w:pPr>
+      <w:r>
+        <w:rPr>
+          <w:color w:val="000000"/>
+        </w:rPr>
         <w:t>7. he / say / be rich → ______________________________</w:t>
       </w:r>
     </w:p>
     <w:p>
-      <w:r>
+      <w:pPr>
+        <w:keepNext/>
+        <w:spacing w:before="120" w:after="60"/>
+        <w:rPr>
+          <w:color w:val="000000"/>
+        </w:rPr>
+      </w:pPr>
+      <w:r>
+        <w:rPr>
+          <w:color w:val="000000"/>
+        </w:rPr>
         <w:t>8. I / have / hair / cut / yesterday → ______________________________</w:t>
       </w:r>
     </w:p>
     <w:p>
-      <w:r>
+      <w:pPr>
+        <w:keepNext/>
+        <w:spacing w:before="120" w:after="60"/>
+        <w:rPr>
+          <w:color w:val="000000"/>
+        </w:rPr>
+      </w:pPr>
+      <w:r>
+        <w:rPr>
+          <w:color w:val="000000"/>
+        </w:rPr>
         <w:t>9. child / look after / grandmother → ______________________________</w:t>
       </w:r>
     </w:p>
     <w:p>
-      <w:r>
+      <w:pPr>
+        <w:keepNext/>
+        <w:spacing w:before="120" w:after="60"/>
+        <w:rPr>
+          <w:color w:val="000000"/>
+        </w:rPr>
+      </w:pPr>
+      <w:r>
+        <w:rPr>
+          <w:color w:val="000000"/>
+        </w:rPr>
         <w:t>10. report / should / send / now / ? → ______________________________</w:t>
       </w:r>
     </w:p>
     <w:p>
       <w:pPr>
         <w:spacing w:after="160"/>
-      </w:pPr>
-      <w:r>
+        <w:rPr>
+          <w:color w:val="000000"/>
+        </w:rPr>
+      </w:pPr>
+      <w:r>
+        <w:rPr>
+          <w:color w:val="000000"/>
+        </w:rPr>
         <w:br w:type="page"/>
       </w:r>
     </w:p>
     <w:p>
       <w:pPr>
         <w:pStyle w:val="Title"/>
+        <w:keepNext/>
+        <w:pageBreakBefore/>
+        <w:spacing w:after="240"/>
         <w:jc w:val="center"/>
         <w:rPr>
           <w:rFonts w:ascii="Arial" w:hAnsi="Arial" w:cs="Arial"/>
           <w:b/>
+          <w:color w:val="000000"/>
           <w:sz w:val="32"/>
         </w:rPr>
       </w:pPr>
@@ -662,6 +1719,7 @@
         <w:rPr>
           <w:rFonts w:ascii="Arial" w:hAnsi="Arial" w:cs="Arial"/>
           <w:b/>
+          <w:color w:val="000000"/>
           <w:sz w:val="32"/>
         </w:rPr>
         <w:t>ĐÁP ÁN</w:t>
@@ -670,18 +1728,22 @@
     <w:p>
       <w:pPr>
         <w:pStyle w:val="Title"/>
+        <w:keepNext/>
+        <w:spacing w:after="240"/>
         <w:jc w:val="center"/>
         <w:rPr>
           <w:rFonts w:ascii="Arial" w:hAnsi="Arial" w:cs="Arial"/>
           <w:b/>
-          <w:sz w:val="36"/>
+          <w:color w:val="000000"/>
+          <w:sz w:val="30"/>
         </w:rPr>
       </w:pPr>
       <w:r>
         <w:rPr>
           <w:rFonts w:ascii="Arial" w:hAnsi="Arial" w:cs="Arial"/>
           <w:b/>
-          <w:sz w:val="36"/>
+          <w:color w:val="000000"/>
+          <w:sz w:val="30"/>
         </w:rPr>
         <w:t>BÀI TẬP NGÀY 47 – CÂU BỊ ĐỘNG NÂNG CAO</w:t>
       </w:r>
@@ -689,584 +1751,1500 @@
     <w:p>
       <w:pPr>
         <w:pStyle w:val="Heading1"/>
+        <w:spacing w:before="0"/>
       </w:pPr>
       <w:r>
         <w:t>PHẦN 1</w:t>
       </w:r>
     </w:p>
     <w:p>
-      <w:r>
+      <w:pPr>
+        <w:spacing w:after="160"/>
+        <w:rPr>
+          <w:color w:val="000000"/>
+        </w:rPr>
+      </w:pPr>
+      <w:r>
+        <w:rPr>
+          <w:color w:val="000000"/>
+        </w:rPr>
         <w:t>1. B</w:t>
       </w:r>
     </w:p>
     <w:p>
-      <w:r>
+      <w:pPr>
+        <w:spacing w:after="160"/>
+        <w:rPr>
+          <w:color w:val="000000"/>
+        </w:rPr>
+      </w:pPr>
+      <w:r>
+        <w:rPr>
+          <w:color w:val="000000"/>
+        </w:rPr>
         <w:t>2. B</w:t>
       </w:r>
     </w:p>
     <w:p>
-      <w:r>
+      <w:pPr>
+        <w:spacing w:after="160"/>
+        <w:rPr>
+          <w:color w:val="000000"/>
+        </w:rPr>
+      </w:pPr>
+      <w:r>
+        <w:rPr>
+          <w:color w:val="000000"/>
+        </w:rPr>
         <w:t>3. A</w:t>
       </w:r>
     </w:p>
     <w:p>
-      <w:r>
+      <w:pPr>
+        <w:spacing w:after="160"/>
+        <w:rPr>
+          <w:color w:val="000000"/>
+        </w:rPr>
+      </w:pPr>
+      <w:r>
+        <w:rPr>
+          <w:color w:val="000000"/>
+        </w:rPr>
         <w:t>4. A</w:t>
       </w:r>
     </w:p>
     <w:p>
-      <w:r>
+      <w:pPr>
+        <w:spacing w:after="160"/>
+        <w:rPr>
+          <w:color w:val="000000"/>
+        </w:rPr>
+      </w:pPr>
+      <w:r>
+        <w:rPr>
+          <w:color w:val="000000"/>
+        </w:rPr>
         <w:t>5. B</w:t>
       </w:r>
     </w:p>
     <w:p>
-      <w:r>
+      <w:pPr>
+        <w:spacing w:after="160"/>
+        <w:rPr>
+          <w:color w:val="000000"/>
+        </w:rPr>
+      </w:pPr>
+      <w:r>
+        <w:rPr>
+          <w:color w:val="000000"/>
+        </w:rPr>
         <w:t>6. B</w:t>
       </w:r>
     </w:p>
     <w:p>
-      <w:r>
+      <w:pPr>
+        <w:spacing w:after="160"/>
+        <w:rPr>
+          <w:color w:val="000000"/>
+        </w:rPr>
+      </w:pPr>
+      <w:r>
+        <w:rPr>
+          <w:color w:val="000000"/>
+        </w:rPr>
         <w:t>7. C</w:t>
       </w:r>
     </w:p>
     <w:p>
-      <w:r>
+      <w:pPr>
+        <w:spacing w:after="160"/>
+        <w:rPr>
+          <w:color w:val="000000"/>
+        </w:rPr>
+      </w:pPr>
+      <w:r>
+        <w:rPr>
+          <w:color w:val="000000"/>
+        </w:rPr>
         <w:t>8. B</w:t>
       </w:r>
     </w:p>
     <w:p>
-      <w:r>
+      <w:pPr>
+        <w:spacing w:after="160"/>
+        <w:rPr>
+          <w:color w:val="000000"/>
+        </w:rPr>
+      </w:pPr>
+      <w:r>
+        <w:rPr>
+          <w:color w:val="000000"/>
+        </w:rPr>
         <w:t>9. A</w:t>
       </w:r>
     </w:p>
     <w:p>
-      <w:r>
+      <w:pPr>
+        <w:spacing w:after="160"/>
+        <w:rPr>
+          <w:color w:val="000000"/>
+        </w:rPr>
+      </w:pPr>
+      <w:r>
+        <w:rPr>
+          <w:color w:val="000000"/>
+        </w:rPr>
         <w:t>10. B</w:t>
       </w:r>
     </w:p>
     <w:p>
       <w:pPr>
         <w:pStyle w:val="Heading1"/>
+        <w:spacing w:before="240"/>
       </w:pPr>
       <w:r>
         <w:t>PHẦN 2</w:t>
       </w:r>
     </w:p>
     <w:p>
-      <w:r>
+      <w:pPr>
+        <w:spacing w:after="160"/>
+        <w:rPr>
+          <w:color w:val="000000"/>
+        </w:rPr>
+      </w:pPr>
+      <w:r>
+        <w:rPr>
+          <w:color w:val="000000"/>
+        </w:rPr>
         <w:t>1. be followed</w:t>
       </w:r>
     </w:p>
     <w:p>
-      <w:r>
+      <w:pPr>
+        <w:spacing w:after="160"/>
+        <w:rPr>
+          <w:color w:val="000000"/>
+        </w:rPr>
+      </w:pPr>
+      <w:r>
+        <w:rPr>
+          <w:color w:val="000000"/>
+        </w:rPr>
         <w:t>2. be solved</w:t>
       </w:r>
     </w:p>
     <w:p>
-      <w:r>
+      <w:pPr>
+        <w:spacing w:after="160"/>
+        <w:rPr>
+          <w:color w:val="000000"/>
+        </w:rPr>
+      </w:pPr>
+      <w:r>
+        <w:rPr>
+          <w:color w:val="000000"/>
+        </w:rPr>
         <w:t>3. be repaired</w:t>
       </w:r>
     </w:p>
     <w:p>
-      <w:r>
+      <w:pPr>
+        <w:spacing w:after="160"/>
+        <w:rPr>
+          <w:color w:val="000000"/>
+        </w:rPr>
+      </w:pPr>
+      <w:r>
+        <w:rPr>
+          <w:color w:val="000000"/>
+        </w:rPr>
         <w:t>4. be canceled</w:t>
       </w:r>
     </w:p>
     <w:p>
-      <w:r>
+      <w:pPr>
+        <w:spacing w:after="160"/>
+        <w:rPr>
+          <w:color w:val="000000"/>
+        </w:rPr>
+      </w:pPr>
+      <w:r>
+        <w:rPr>
+          <w:color w:val="000000"/>
+        </w:rPr>
         <w:t>5. be opened</w:t>
       </w:r>
     </w:p>
     <w:p>
-      <w:r>
+      <w:pPr>
+        <w:spacing w:after="160"/>
+        <w:rPr>
+          <w:color w:val="000000"/>
+        </w:rPr>
+      </w:pPr>
+      <w:r>
+        <w:rPr>
+          <w:color w:val="000000"/>
+        </w:rPr>
         <w:t>6. be announced</w:t>
       </w:r>
     </w:p>
     <w:p>
-      <w:r>
+      <w:pPr>
+        <w:spacing w:after="160"/>
+        <w:rPr>
+          <w:color w:val="000000"/>
+        </w:rPr>
+      </w:pPr>
+      <w:r>
+        <w:rPr>
+          <w:color w:val="000000"/>
+        </w:rPr>
         <w:t>7. be fixed</w:t>
       </w:r>
     </w:p>
     <w:p>
-      <w:r>
+      <w:pPr>
+        <w:spacing w:after="160"/>
+        <w:rPr>
+          <w:color w:val="000000"/>
+        </w:rPr>
+      </w:pPr>
+      <w:r>
+        <w:rPr>
+          <w:color w:val="000000"/>
+        </w:rPr>
         <w:t>8. be finished</w:t>
       </w:r>
     </w:p>
     <w:p>
-      <w:r>
+      <w:pPr>
+        <w:spacing w:after="160"/>
+        <w:rPr>
+          <w:color w:val="000000"/>
+        </w:rPr>
+      </w:pPr>
+      <w:r>
+        <w:rPr>
+          <w:color w:val="000000"/>
+        </w:rPr>
         <w:t>9. be delivered</w:t>
       </w:r>
     </w:p>
     <w:p>
-      <w:r>
+      <w:pPr>
+        <w:spacing w:after="160"/>
+        <w:rPr>
+          <w:color w:val="000000"/>
+        </w:rPr>
+      </w:pPr>
+      <w:r>
+        <w:rPr>
+          <w:color w:val="000000"/>
+        </w:rPr>
         <w:t>10. be avoided</w:t>
       </w:r>
     </w:p>
     <w:p>
       <w:pPr>
         <w:pStyle w:val="Heading1"/>
+        <w:spacing w:before="240"/>
       </w:pPr>
       <w:r>
         <w:t>PHẦN 3</w:t>
       </w:r>
     </w:p>
     <w:p>
-      <w:r>
+      <w:pPr>
+        <w:spacing w:after="160"/>
+        <w:rPr>
+          <w:color w:val="000000"/>
+        </w:rPr>
+      </w:pPr>
+      <w:r>
+        <w:rPr>
+          <w:color w:val="000000"/>
+        </w:rPr>
         <w:t>1. The rules must be followed.</w:t>
       </w:r>
     </w:p>
     <w:p>
-      <w:r>
+      <w:pPr>
+        <w:spacing w:after="160"/>
+        <w:rPr>
+          <w:color w:val="000000"/>
+        </w:rPr>
+      </w:pPr>
+      <w:r>
+        <w:rPr>
+          <w:color w:val="000000"/>
+        </w:rPr>
         <w:t>2. This computer can be repaired.</w:t>
       </w:r>
     </w:p>
     <w:p>
-      <w:r>
+      <w:pPr>
+        <w:spacing w:after="160"/>
+        <w:rPr>
+          <w:color w:val="000000"/>
+        </w:rPr>
+      </w:pPr>
+      <w:r>
+        <w:rPr>
+          <w:color w:val="000000"/>
+        </w:rPr>
         <w:t>3. The environment should be protected.</w:t>
       </w:r>
     </w:p>
     <w:p>
-      <w:r>
+      <w:pPr>
+        <w:spacing w:after="160"/>
+        <w:rPr>
+          <w:color w:val="000000"/>
+        </w:rPr>
+      </w:pPr>
+      <w:r>
+        <w:rPr>
+          <w:color w:val="000000"/>
+        </w:rPr>
         <w:t>4. The meeting might be canceled.</w:t>
       </w:r>
     </w:p>
     <w:p>
-      <w:r>
+      <w:pPr>
+        <w:spacing w:after="160"/>
+        <w:rPr>
+          <w:color w:val="000000"/>
+        </w:rPr>
+      </w:pPr>
+      <w:r>
+        <w:rPr>
+          <w:color w:val="000000"/>
+        </w:rPr>
         <w:t>5. The results may be announced tomorrow.</w:t>
       </w:r>
     </w:p>
     <w:p>
-      <w:r>
+      <w:pPr>
+        <w:spacing w:after="160"/>
+        <w:rPr>
+          <w:color w:val="000000"/>
+        </w:rPr>
+      </w:pPr>
+      <w:r>
+        <w:rPr>
+          <w:color w:val="000000"/>
+        </w:rPr>
         <w:t>6. This door must not be opened.</w:t>
       </w:r>
     </w:p>
     <w:p>
-      <w:r>
+      <w:pPr>
+        <w:spacing w:after="160"/>
+        <w:rPr>
+          <w:color w:val="000000"/>
+        </w:rPr>
+      </w:pPr>
+      <w:r>
+        <w:rPr>
+          <w:color w:val="000000"/>
+        </w:rPr>
         <w:t>7. The goods will be delivered by the company.</w:t>
       </w:r>
     </w:p>
     <w:p>
-      <w:r>
+      <w:pPr>
+        <w:spacing w:after="160"/>
+        <w:rPr>
+          <w:color w:val="000000"/>
+        </w:rPr>
+      </w:pPr>
+      <w:r>
+        <w:rPr>
+          <w:color w:val="000000"/>
+        </w:rPr>
         <w:t>8. The problem could be solved.</w:t>
       </w:r>
     </w:p>
     <w:p>
-      <w:r>
+      <w:pPr>
+        <w:spacing w:after="160"/>
+        <w:rPr>
+          <w:color w:val="000000"/>
+        </w:rPr>
+      </w:pPr>
+      <w:r>
+        <w:rPr>
+          <w:color w:val="000000"/>
+        </w:rPr>
         <w:t>9. The poor ought to be helped.</w:t>
       </w:r>
     </w:p>
     <w:p>
-      <w:r>
+      <w:pPr>
+        <w:spacing w:after="160"/>
+        <w:rPr>
+          <w:color w:val="000000"/>
+        </w:rPr>
+      </w:pPr>
+      <w:r>
+        <w:rPr>
+          <w:color w:val="000000"/>
+        </w:rPr>
         <w:t>10. Should the report be sent now?</w:t>
       </w:r>
     </w:p>
     <w:p>
       <w:pPr>
         <w:pStyle w:val="Heading1"/>
+        <w:spacing w:before="240"/>
       </w:pPr>
       <w:r>
         <w:t>PHẦN 4</w:t>
       </w:r>
     </w:p>
     <w:p>
-      <w:r>
+      <w:pPr>
+        <w:spacing w:after="160"/>
+        <w:rPr>
+          <w:color w:val="000000"/>
+        </w:rPr>
+      </w:pPr>
+      <w:r>
+        <w:rPr>
+          <w:color w:val="000000"/>
+        </w:rPr>
         <w:t>1. I was given a book by Lan.</w:t>
       </w:r>
     </w:p>
     <w:p>
-      <w:r>
+      <w:pPr>
+        <w:spacing w:after="160"/>
+        <w:rPr>
+          <w:color w:val="000000"/>
+        </w:rPr>
+      </w:pPr>
+      <w:r>
+        <w:rPr>
+          <w:color w:val="000000"/>
+        </w:rPr>
         <w:t>2. We were taught English by the teacher.</w:t>
       </w:r>
     </w:p>
     <w:p>
-      <w:r>
+      <w:pPr>
+        <w:spacing w:after="160"/>
+        <w:rPr>
+          <w:color w:val="000000"/>
+        </w:rPr>
+      </w:pPr>
+      <w:r>
+        <w:rPr>
+          <w:color w:val="000000"/>
+        </w:rPr>
         <w:t>3. Mai was sent an invitation.</w:t>
       </w:r>
     </w:p>
     <w:p>
-      <w:r>
+      <w:pPr>
+        <w:spacing w:after="160"/>
+        <w:rPr>
+          <w:color w:val="000000"/>
+        </w:rPr>
+      </w:pPr>
+      <w:r>
+        <w:rPr>
+          <w:color w:val="000000"/>
+        </w:rPr>
         <w:t>4. I was shown the photos by Nam.</w:t>
       </w:r>
     </w:p>
     <w:p>
-      <w:r>
+      <w:pPr>
+        <w:spacing w:after="160"/>
+        <w:rPr>
+          <w:color w:val="000000"/>
+        </w:rPr>
+      </w:pPr>
+      <w:r>
+        <w:rPr>
+          <w:color w:val="000000"/>
+        </w:rPr>
         <w:t>5. I was bought a shirt by my mother.</w:t>
       </w:r>
     </w:p>
     <w:p>
-      <w:r>
+      <w:pPr>
+        <w:spacing w:after="160"/>
+        <w:rPr>
+          <w:color w:val="000000"/>
+        </w:rPr>
+      </w:pPr>
+      <w:r>
+        <w:rPr>
+          <w:color w:val="000000"/>
+        </w:rPr>
         <w:t>6. We were cooked dinner by the chef.</w:t>
       </w:r>
     </w:p>
     <w:p>
-      <w:r>
+      <w:pPr>
+        <w:spacing w:after="160"/>
+        <w:rPr>
+          <w:color w:val="000000"/>
+        </w:rPr>
+      </w:pPr>
+      <w:r>
+        <w:rPr>
+          <w:color w:val="000000"/>
+        </w:rPr>
         <w:t>7. Lan was offered a job by the company.</w:t>
       </w:r>
     </w:p>
     <w:p>
-      <w:r>
+      <w:pPr>
+        <w:spacing w:after="160"/>
+        <w:rPr>
+          <w:color w:val="000000"/>
+        </w:rPr>
+      </w:pPr>
+      <w:r>
+        <w:rPr>
+          <w:color w:val="000000"/>
+        </w:rPr>
         <w:t>8. I was told the truth.</w:t>
       </w:r>
     </w:p>
     <w:p>
-      <w:r>
+      <w:pPr>
+        <w:spacing w:after="160"/>
+        <w:rPr>
+          <w:color w:val="000000"/>
+        </w:rPr>
+      </w:pPr>
+      <w:r>
+        <w:rPr>
+          <w:color w:val="000000"/>
+        </w:rPr>
         <w:t>9. We were promised a refund.</w:t>
       </w:r>
     </w:p>
     <w:p>
-      <w:r>
+      <w:pPr>
+        <w:spacing w:after="160"/>
+        <w:rPr>
+          <w:color w:val="000000"/>
+        </w:rPr>
+      </w:pPr>
+      <w:r>
+        <w:rPr>
+          <w:color w:val="000000"/>
+        </w:rPr>
         <w:t>10. I was lent some money by my friend.</w:t>
       </w:r>
     </w:p>
     <w:p>
       <w:pPr>
         <w:pStyle w:val="Heading1"/>
+        <w:spacing w:before="240"/>
       </w:pPr>
       <w:r>
         <w:t>PHẦN 5</w:t>
       </w:r>
     </w:p>
     <w:p>
-      <w:r>
+      <w:pPr>
+        <w:spacing w:after="160"/>
+        <w:rPr>
+          <w:color w:val="000000"/>
+        </w:rPr>
+      </w:pPr>
+      <w:r>
+        <w:rPr>
+          <w:color w:val="000000"/>
+        </w:rPr>
         <w:t>1. A book was given to me by Lan.</w:t>
       </w:r>
     </w:p>
     <w:p>
-      <w:r>
+      <w:pPr>
+        <w:spacing w:after="160"/>
+        <w:rPr>
+          <w:color w:val="000000"/>
+        </w:rPr>
+      </w:pPr>
+      <w:r>
+        <w:rPr>
+          <w:color w:val="000000"/>
+        </w:rPr>
         <w:t>2. English was taught to us by the teacher.</w:t>
       </w:r>
     </w:p>
     <w:p>
-      <w:r>
+      <w:pPr>
+        <w:spacing w:after="160"/>
+        <w:rPr>
+          <w:color w:val="000000"/>
+        </w:rPr>
+      </w:pPr>
+      <w:r>
+        <w:rPr>
+          <w:color w:val="000000"/>
+        </w:rPr>
         <w:t>3. An invitation was sent to Mai.</w:t>
       </w:r>
     </w:p>
     <w:p>
-      <w:r>
+      <w:pPr>
+        <w:spacing w:after="160"/>
+        <w:rPr>
+          <w:color w:val="000000"/>
+        </w:rPr>
+      </w:pPr>
+      <w:r>
+        <w:rPr>
+          <w:color w:val="000000"/>
+        </w:rPr>
         <w:t>4. The photos were shown to me by Nam.</w:t>
       </w:r>
     </w:p>
     <w:p>
-      <w:r>
+      <w:pPr>
+        <w:spacing w:after="160"/>
+        <w:rPr>
+          <w:color w:val="000000"/>
+        </w:rPr>
+      </w:pPr>
+      <w:r>
+        <w:rPr>
+          <w:color w:val="000000"/>
+        </w:rPr>
         <w:t>5. A shirt was bought for me by my mother.</w:t>
       </w:r>
     </w:p>
     <w:p>
-      <w:r>
+      <w:pPr>
+        <w:spacing w:after="160"/>
+        <w:rPr>
+          <w:color w:val="000000"/>
+        </w:rPr>
+      </w:pPr>
+      <w:r>
+        <w:rPr>
+          <w:color w:val="000000"/>
+        </w:rPr>
         <w:t>6. Dinner was cooked for us by the chef.</w:t>
       </w:r>
     </w:p>
     <w:p>
-      <w:r>
+      <w:pPr>
+        <w:spacing w:after="160"/>
+        <w:rPr>
+          <w:color w:val="000000"/>
+        </w:rPr>
+      </w:pPr>
+      <w:r>
+        <w:rPr>
+          <w:color w:val="000000"/>
+        </w:rPr>
         <w:t>7. A job was offered to Lan by the company.</w:t>
       </w:r>
     </w:p>
     <w:p>
-      <w:r>
+      <w:pPr>
+        <w:spacing w:after="160"/>
+        <w:rPr>
+          <w:color w:val="000000"/>
+        </w:rPr>
+      </w:pPr>
+      <w:r>
+        <w:rPr>
+          <w:color w:val="000000"/>
+        </w:rPr>
         <w:t>8. The truth was told to me.</w:t>
       </w:r>
     </w:p>
     <w:p>
-      <w:r>
+      <w:pPr>
+        <w:spacing w:after="160"/>
+        <w:rPr>
+          <w:color w:val="000000"/>
+        </w:rPr>
+      </w:pPr>
+      <w:r>
+        <w:rPr>
+          <w:color w:val="000000"/>
+        </w:rPr>
         <w:t>9. A refund was promised to us.</w:t>
       </w:r>
     </w:p>
     <w:p>
-      <w:r>
+      <w:pPr>
+        <w:spacing w:after="160"/>
+        <w:rPr>
+          <w:color w:val="000000"/>
+        </w:rPr>
+      </w:pPr>
+      <w:r>
+        <w:rPr>
+          <w:color w:val="000000"/>
+        </w:rPr>
         <w:t>10. Some money was lent to me by my friend.</w:t>
       </w:r>
     </w:p>
     <w:p>
       <w:pPr>
         <w:pStyle w:val="Heading1"/>
+        <w:spacing w:before="240"/>
       </w:pPr>
       <w:r>
         <w:t>PHẦN 6</w:t>
       </w:r>
     </w:p>
     <w:p>
-      <w:r>
+      <w:pPr>
+        <w:spacing w:after="160"/>
+        <w:rPr>
+          <w:color w:val="000000"/>
+        </w:rPr>
+      </w:pPr>
+      <w:r>
+        <w:rPr>
+          <w:color w:val="000000"/>
+        </w:rPr>
         <w:t>1. to</w:t>
       </w:r>
     </w:p>
     <w:p>
-      <w:r>
+      <w:pPr>
+        <w:spacing w:after="160"/>
+        <w:rPr>
+          <w:color w:val="000000"/>
+        </w:rPr>
+      </w:pPr>
+      <w:r>
+        <w:rPr>
+          <w:color w:val="000000"/>
+        </w:rPr>
         <w:t>2. for</w:t>
       </w:r>
     </w:p>
     <w:p>
-      <w:r>
+      <w:pPr>
+        <w:spacing w:after="160"/>
+        <w:rPr>
+          <w:color w:val="000000"/>
+        </w:rPr>
+      </w:pPr>
+      <w:r>
+        <w:rPr>
+          <w:color w:val="000000"/>
+        </w:rPr>
         <w:t>3. to</w:t>
       </w:r>
     </w:p>
     <w:p>
-      <w:r>
+      <w:pPr>
+        <w:spacing w:after="160"/>
+        <w:rPr>
+          <w:color w:val="000000"/>
+        </w:rPr>
+      </w:pPr>
+      <w:r>
+        <w:rPr>
+          <w:color w:val="000000"/>
+        </w:rPr>
         <w:t>4. for</w:t>
       </w:r>
     </w:p>
     <w:p>
-      <w:r>
+      <w:pPr>
+        <w:spacing w:after="160"/>
+        <w:rPr>
+          <w:color w:val="000000"/>
+        </w:rPr>
+      </w:pPr>
+      <w:r>
+        <w:rPr>
+          <w:color w:val="000000"/>
+        </w:rPr>
         <w:t>5. to</w:t>
       </w:r>
     </w:p>
     <w:p>
-      <w:r>
+      <w:pPr>
+        <w:spacing w:after="160"/>
+        <w:rPr>
+          <w:color w:val="000000"/>
+        </w:rPr>
+      </w:pPr>
+      <w:r>
+        <w:rPr>
+          <w:color w:val="000000"/>
+        </w:rPr>
         <w:t>6. for</w:t>
       </w:r>
     </w:p>
     <w:p>
-      <w:r>
+      <w:pPr>
+        <w:spacing w:after="160"/>
+        <w:rPr>
+          <w:color w:val="000000"/>
+        </w:rPr>
+      </w:pPr>
+      <w:r>
+        <w:rPr>
+          <w:color w:val="000000"/>
+        </w:rPr>
         <w:t>7. to</w:t>
       </w:r>
     </w:p>
     <w:p>
-      <w:r>
+      <w:pPr>
+        <w:spacing w:after="160"/>
+        <w:rPr>
+          <w:color w:val="000000"/>
+        </w:rPr>
+      </w:pPr>
+      <w:r>
+        <w:rPr>
+          <w:color w:val="000000"/>
+        </w:rPr>
         <w:t>8. for</w:t>
       </w:r>
     </w:p>
     <w:p>
-      <w:r>
+      <w:pPr>
+        <w:spacing w:after="160"/>
+        <w:rPr>
+          <w:color w:val="000000"/>
+        </w:rPr>
+      </w:pPr>
+      <w:r>
+        <w:rPr>
+          <w:color w:val="000000"/>
+        </w:rPr>
         <w:t>9. to</w:t>
       </w:r>
     </w:p>
     <w:p>
-      <w:r>
+      <w:pPr>
+        <w:spacing w:after="160"/>
+        <w:rPr>
+          <w:color w:val="000000"/>
+        </w:rPr>
+      </w:pPr>
+      <w:r>
+        <w:rPr>
+          <w:color w:val="000000"/>
+        </w:rPr>
         <w:t>10. to</w:t>
       </w:r>
     </w:p>
     <w:p>
       <w:pPr>
         <w:pStyle w:val="Heading1"/>
+        <w:spacing w:before="240"/>
       </w:pPr>
       <w:r>
         <w:t>PHẦN 7</w:t>
       </w:r>
     </w:p>
     <w:p>
-      <w:r>
+      <w:pPr>
+        <w:spacing w:after="160"/>
+        <w:rPr>
+          <w:color w:val="000000"/>
+        </w:rPr>
+      </w:pPr>
+      <w:r>
+        <w:rPr>
+          <w:color w:val="000000"/>
+        </w:rPr>
         <w:t>1. He is said to be rich.</w:t>
       </w:r>
     </w:p>
     <w:p>
-      <w:r>
+      <w:pPr>
+        <w:spacing w:after="160"/>
+        <w:rPr>
+          <w:color w:val="000000"/>
+        </w:rPr>
+      </w:pPr>
+      <w:r>
+        <w:rPr>
+          <w:color w:val="000000"/>
+        </w:rPr>
         <w:t>2. It is believed that the building is unsafe.</w:t>
       </w:r>
     </w:p>
     <w:p>
-      <w:r>
+      <w:pPr>
+        <w:spacing w:after="160"/>
+        <w:rPr>
+          <w:color w:val="000000"/>
+        </w:rPr>
+      </w:pPr>
+      <w:r>
+        <w:rPr>
+          <w:color w:val="000000"/>
+        </w:rPr>
         <w:t>3. Lan is thought to be very talented.</w:t>
       </w:r>
     </w:p>
     <w:p>
-      <w:r>
+      <w:pPr>
+        <w:spacing w:after="160"/>
+        <w:rPr>
+          <w:color w:val="000000"/>
+        </w:rPr>
+      </w:pPr>
+      <w:r>
+        <w:rPr>
+          <w:color w:val="000000"/>
+        </w:rPr>
         <w:t>4. This plant is known to be poisonous.</w:t>
       </w:r>
     </w:p>
     <w:p>
-      <w:r>
+      <w:pPr>
+        <w:spacing w:after="160"/>
+        <w:rPr>
+          <w:color w:val="000000"/>
+        </w:rPr>
+      </w:pPr>
+      <w:r>
+        <w:rPr>
+          <w:color w:val="000000"/>
+        </w:rPr>
         <w:t>5. It is reported that two people are missing.</w:t>
       </w:r>
     </w:p>
     <w:p>
-      <w:r>
+      <w:pPr>
+        <w:spacing w:after="160"/>
+        <w:rPr>
+          <w:color w:val="000000"/>
+        </w:rPr>
+      </w:pPr>
+      <w:r>
+        <w:rPr>
+          <w:color w:val="000000"/>
+        </w:rPr>
         <w:t>6. The team is expected to win.</w:t>
       </w:r>
     </w:p>
     <w:p>
-      <w:r>
+      <w:pPr>
+        <w:spacing w:after="160"/>
+        <w:rPr>
+          <w:color w:val="000000"/>
+        </w:rPr>
+      </w:pPr>
+      <w:r>
+        <w:rPr>
+          <w:color w:val="000000"/>
+        </w:rPr>
         <w:t>7. It is said that the restaurant is excellent.</w:t>
       </w:r>
     </w:p>
     <w:p>
-      <w:r>
+      <w:pPr>
+        <w:spacing w:after="160"/>
+        <w:rPr>
+          <w:color w:val="000000"/>
+        </w:rPr>
+      </w:pPr>
+      <w:r>
+        <w:rPr>
+          <w:color w:val="000000"/>
+        </w:rPr>
         <w:t>8. He is believed to live abroad.</w:t>
       </w:r>
     </w:p>
     <w:p>
-      <w:r>
+      <w:pPr>
+        <w:spacing w:after="160"/>
+        <w:rPr>
+          <w:color w:val="000000"/>
+        </w:rPr>
+      </w:pPr>
+      <w:r>
+        <w:rPr>
+          <w:color w:val="000000"/>
+        </w:rPr>
         <w:t>9. She is known to work hard.</w:t>
       </w:r>
     </w:p>
     <w:p>
-      <w:r>
+      <w:pPr>
+        <w:spacing w:after="160"/>
+        <w:rPr>
+          <w:color w:val="000000"/>
+        </w:rPr>
+      </w:pPr>
+      <w:r>
+        <w:rPr>
+          <w:color w:val="000000"/>
+        </w:rPr>
         <w:t>10. The plan is thought to be effective.</w:t>
       </w:r>
     </w:p>
     <w:p>
       <w:pPr>
         <w:pStyle w:val="Heading1"/>
+        <w:spacing w:before="240"/>
       </w:pPr>
       <w:r>
         <w:t>PHẦN 8</w:t>
       </w:r>
     </w:p>
     <w:p>
-      <w:r>
+      <w:pPr>
+        <w:spacing w:after="160"/>
+        <w:rPr>
+          <w:color w:val="000000"/>
+        </w:rPr>
+      </w:pPr>
+      <w:r>
+        <w:rPr>
+          <w:color w:val="000000"/>
+        </w:rPr>
         <w:t>1. The work must be finished today.</w:t>
       </w:r>
     </w:p>
     <w:p>
-      <w:r>
+      <w:pPr>
+        <w:spacing w:after="160"/>
+        <w:rPr>
+          <w:color w:val="000000"/>
+        </w:rPr>
+      </w:pPr>
+      <w:r>
+        <w:rPr>
+          <w:color w:val="000000"/>
+        </w:rPr>
         <w:t>2. The car can be repaired.</w:t>
       </w:r>
     </w:p>
     <w:p>
-      <w:r>
+      <w:pPr>
+        <w:spacing w:after="160"/>
+        <w:rPr>
+          <w:color w:val="000000"/>
+        </w:rPr>
+      </w:pPr>
+      <w:r>
+        <w:rPr>
+          <w:color w:val="000000"/>
+        </w:rPr>
         <w:t>3. A book was given to me.</w:t>
       </w:r>
     </w:p>
     <w:p>
-      <w:r>
+      <w:pPr>
+        <w:spacing w:after="160"/>
+        <w:rPr>
+          <w:color w:val="000000"/>
+        </w:rPr>
+      </w:pPr>
+      <w:r>
+        <w:rPr>
+          <w:color w:val="000000"/>
+        </w:rPr>
         <w:t>4. A cake was made for Lan.</w:t>
       </w:r>
     </w:p>
     <w:p>
-      <w:r>
+      <w:pPr>
+        <w:spacing w:after="160"/>
+        <w:rPr>
+          <w:color w:val="000000"/>
+        </w:rPr>
+      </w:pPr>
+      <w:r>
+        <w:rPr>
+          <w:color w:val="000000"/>
+        </w:rPr>
         <w:t>5. He is said to be rich. / It is said that he is rich.</w:t>
       </w:r>
     </w:p>
     <w:p>
-      <w:r>
+      <w:pPr>
+        <w:spacing w:after="160"/>
+        <w:rPr>
+          <w:color w:val="000000"/>
+        </w:rPr>
+      </w:pPr>
+      <w:r>
+        <w:rPr>
+          <w:color w:val="000000"/>
+        </w:rPr>
         <w:t>6. The child was looked after by her grandmother.</w:t>
       </w:r>
     </w:p>
     <w:p>
-      <w:r>
+      <w:pPr>
+        <w:spacing w:after="160"/>
+        <w:rPr>
+          <w:color w:val="000000"/>
+        </w:rPr>
+      </w:pPr>
+      <w:r>
+        <w:rPr>
+          <w:color w:val="000000"/>
+        </w:rPr>
         <w:t>7. The meeting was called off by the manager.</w:t>
       </w:r>
     </w:p>
     <w:p>
-      <w:r>
+      <w:pPr>
+        <w:spacing w:after="160"/>
+        <w:rPr>
+          <w:color w:val="000000"/>
+        </w:rPr>
+      </w:pPr>
+      <w:r>
+        <w:rPr>
+          <w:color w:val="000000"/>
+        </w:rPr>
         <w:t>8. She got her phone repaired.</w:t>
       </w:r>
     </w:p>
     <w:p>
-      <w:r>
+      <w:pPr>
+        <w:spacing w:after="160"/>
+        <w:rPr>
+          <w:color w:val="000000"/>
+        </w:rPr>
+      </w:pPr>
+      <w:r>
+        <w:rPr>
+          <w:color w:val="000000"/>
+        </w:rPr>
         <w:t>9. The results should be announced tomorrow.</w:t>
       </w:r>
     </w:p>
     <w:p>
-      <w:r>
+      <w:pPr>
+        <w:spacing w:after="160"/>
+        <w:rPr>
+          <w:color w:val="000000"/>
+        </w:rPr>
+      </w:pPr>
+      <w:r>
+        <w:rPr>
+          <w:color w:val="000000"/>
+        </w:rPr>
         <w:t>10. We were taught English by the teacher.</w:t>
       </w:r>
     </w:p>
     <w:p>
       <w:pPr>
         <w:pStyle w:val="Heading1"/>
+        <w:spacing w:before="240"/>
       </w:pPr>
       <w:r>
         <w:t>PHẦN 9</w:t>
       </w:r>
     </w:p>
     <w:p>
-      <w:r>
+      <w:pPr>
+        <w:spacing w:after="160"/>
+        <w:rPr>
+          <w:color w:val="000000"/>
+        </w:rPr>
+      </w:pPr>
+      <w:r>
+        <w:rPr>
+          <w:color w:val="000000"/>
+        </w:rPr>
         <w:t>1. A new community center.</w:t>
       </w:r>
     </w:p>
     <w:p>
-      <w:r>
+      <w:pPr>
+        <w:spacing w:after="160"/>
+        <w:rPr>
+          <w:color w:val="000000"/>
+        </w:rPr>
+      </w:pPr>
+      <w:r>
+        <w:rPr>
+          <w:color w:val="000000"/>
+        </w:rPr>
         <w:t>2. A local company.</w:t>
       </w:r>
     </w:p>
     <w:p>
-      <w:r>
+      <w:pPr>
+        <w:spacing w:after="160"/>
+        <w:rPr>
+          <w:color w:val="000000"/>
+        </w:rPr>
+      </w:pPr>
+      <w:r>
+        <w:rPr>
+          <w:color w:val="000000"/>
+        </w:rPr>
         <w:t>3. Free classes.</w:t>
       </w:r>
     </w:p>
     <w:p>
-      <w:r>
+      <w:pPr>
+        <w:spacing w:after="160"/>
+        <w:rPr>
+          <w:color w:val="000000"/>
+        </w:rPr>
+      </w:pPr>
+      <w:r>
+        <w:rPr>
+          <w:color w:val="000000"/>
+        </w:rPr>
         <w:t>4. Computer skills.</w:t>
       </w:r>
     </w:p>
     <w:p>
-      <w:r>
+      <w:pPr>
+        <w:spacing w:after="160"/>
+        <w:rPr>
+          <w:color w:val="000000"/>
+        </w:rPr>
+      </w:pPr>
+      <w:r>
+        <w:rPr>
+          <w:color w:val="000000"/>
+        </w:rPr>
         <w:t>5. Clean.</w:t>
       </w:r>
     </w:p>
     <w:p>
-      <w:r>
+      <w:pPr>
+        <w:spacing w:after="160"/>
+        <w:rPr>
+          <w:color w:val="000000"/>
+        </w:rPr>
+      </w:pPr>
+      <w:r>
+        <w:rPr>
+          <w:color w:val="000000"/>
+        </w:rPr>
         <w:t>6. All safety rules.</w:t>
       </w:r>
     </w:p>
     <w:p>
-      <w:r>
+      <w:pPr>
+        <w:spacing w:after="160"/>
+        <w:rPr>
+          <w:color w:val="000000"/>
+        </w:rPr>
+      </w:pPr>
+      <w:r>
+        <w:rPr>
+          <w:color w:val="000000"/>
+        </w:rPr>
         <w:t>7. It will improve life in the area.</w:t>
       </w:r>
     </w:p>
     <w:p>
-      <w:r>
+      <w:pPr>
+        <w:spacing w:after="160"/>
+        <w:rPr>
+          <w:color w:val="000000"/>
+        </w:rPr>
+      </w:pPr>
+      <w:r>
+        <w:rPr>
+          <w:color w:val="000000"/>
+        </w:rPr>
         <w:t>8. A large mural.</w:t>
       </w:r>
     </w:p>
     <w:p>
-      <w:r>
+      <w:pPr>
+        <w:spacing w:after="160"/>
+        <w:rPr>
+          <w:color w:val="000000"/>
+        </w:rPr>
+      </w:pPr>
+      <w:r>
+        <w:rPr>
+          <w:color w:val="000000"/>
+        </w:rPr>
         <w:t>9. Outside.</w:t>
       </w:r>
     </w:p>
     <w:p>
-      <w:r>
+      <w:pPr>
+        <w:spacing w:after="160"/>
+        <w:rPr>
+          <w:color w:val="000000"/>
+        </w:rPr>
+      </w:pPr>
+      <w:r>
+        <w:rPr>
+          <w:color w:val="000000"/>
+        </w:rPr>
         <w:t>10. Volunteers.</w:t>
       </w:r>
     </w:p>
     <w:p>
       <w:pPr>
         <w:pStyle w:val="Heading1"/>
+        <w:spacing w:before="240"/>
       </w:pPr>
       <w:r>
         <w:t>PHẦN 10</w:t>
       </w:r>
     </w:p>
     <w:p>
-      <w:r>
+      <w:pPr>
+        <w:spacing w:after="160"/>
+        <w:rPr>
+          <w:color w:val="000000"/>
+        </w:rPr>
+      </w:pPr>
+      <w:r>
+        <w:rPr>
+          <w:color w:val="000000"/>
+        </w:rPr>
         <w:t>1. The work must be finished today.</w:t>
       </w:r>
     </w:p>
     <w:p>
-      <w:r>
+      <w:pPr>
+        <w:spacing w:after="160"/>
+        <w:rPr>
+          <w:color w:val="000000"/>
+        </w:rPr>
+      </w:pPr>
+      <w:r>
+        <w:rPr>
+          <w:color w:val="000000"/>
+        </w:rPr>
         <w:t>2. The machine can be repaired.</w:t>
       </w:r>
     </w:p>
     <w:p>
-      <w:r>
+      <w:pPr>
+        <w:spacing w:after="160"/>
+        <w:rPr>
+          <w:color w:val="000000"/>
+        </w:rPr>
+      </w:pPr>
+      <w:r>
+        <w:rPr>
+          <w:color w:val="000000"/>
+        </w:rPr>
         <w:t>3. The results may not be announced today.</w:t>
       </w:r>
     </w:p>
     <w:p>
-      <w:r>
+      <w:pPr>
+        <w:spacing w:after="160"/>
+        <w:rPr>
+          <w:color w:val="000000"/>
+        </w:rPr>
+      </w:pPr>
+      <w:r>
+        <w:rPr>
+          <w:color w:val="000000"/>
+        </w:rPr>
         <w:t>4. I was given a book.</w:t>
       </w:r>
     </w:p>
     <w:p>
-      <w:r>
+      <w:pPr>
+        <w:spacing w:after="160"/>
+        <w:rPr>
+          <w:color w:val="000000"/>
+        </w:rPr>
+      </w:pPr>
+      <w:r>
+        <w:rPr>
+          <w:color w:val="000000"/>
+        </w:rPr>
         <w:t>5. A letter was sent to me.</w:t>
       </w:r>
     </w:p>
     <w:p>
-      <w:r>
+      <w:pPr>
+        <w:spacing w:after="160"/>
+        <w:rPr>
+          <w:color w:val="000000"/>
+        </w:rPr>
+      </w:pPr>
+      <w:r>
+        <w:rPr>
+          <w:color w:val="000000"/>
+        </w:rPr>
         <w:t>6. A cake was made for Lan.</w:t>
       </w:r>
     </w:p>
     <w:p>
-      <w:r>
+      <w:pPr>
+        <w:spacing w:after="160"/>
+        <w:rPr>
+          <w:color w:val="000000"/>
+        </w:rPr>
+      </w:pPr>
+      <w:r>
+        <w:rPr>
+          <w:color w:val="000000"/>
+        </w:rPr>
         <w:t>7. He is said to be rich.</w:t>
       </w:r>
     </w:p>
     <w:p>
-      <w:r>
+      <w:pPr>
+        <w:spacing w:after="160"/>
+        <w:rPr>
+          <w:color w:val="000000"/>
+        </w:rPr>
+      </w:pPr>
+      <w:r>
+        <w:rPr>
+          <w:color w:val="000000"/>
+        </w:rPr>
         <w:t>8. I had my hair cut yesterday.</w:t>
       </w:r>
     </w:p>
     <w:p>
-      <w:r>
+      <w:pPr>
+        <w:spacing w:after="160"/>
+        <w:rPr>
+          <w:color w:val="000000"/>
+        </w:rPr>
+      </w:pPr>
+      <w:r>
+        <w:rPr>
+          <w:color w:val="000000"/>
+        </w:rPr>
         <w:t>9. The child was looked after by her grandmother.</w:t>
       </w:r>
     </w:p>
     <w:p>
-      <w:r>
+      <w:pPr>
+        <w:spacing w:after="160"/>
+        <w:rPr>
+          <w:color w:val="000000"/>
+        </w:rPr>
+      </w:pPr>
+      <w:r>
+        <w:rPr>
+          <w:color w:val="000000"/>
+        </w:rPr>
         <w:t>10. Should the report be sent now?</w:t>
       </w:r>
     </w:p>
-    <w:p/>
+    <w:p>
+      <w:pPr>
+        <w:rPr>
+          <w:color w:val="000000"/>
+        </w:rPr>
+      </w:pPr>
+    </w:p>
     <w:sectPr>
       <w:pgSz w:w="12240" w:h="15840"/>
       <w:pgMar w:top="850" w:right="1134" w:bottom="850" w:left="1134" w:header="720" w:footer="720" w:gutter="0"/>
